--- a/line-edit-packets/Chapter_9_Thinking_Language_Intelligence_Line_Edit.docx
+++ b/line-edit-packets/Chapter_9_Thinking_Language_Intelligence_Line_Edit.docx
@@ -2313,7 +2313,117 @@
           <w:i w:val="0"/>
           <w:sz w:val="22"/>
         </w:rPr>
-        <w:t>AI-generated writing is often grammatical, organized, and confident. Those qualities make text easy to process—and easy processing can feel like evidence that a claim is true. The danger is not that polished prose switches off rational thought. It is that a smooth answer may give you no immediate reason to slow down and inspect its parts. An answer can contain one invented citation, an outdated fact, or a confident causal claim while the surrounding prose remains coherent. Judging the whole response by how intelligent it sounds is therefore a reasoning shortcut. Use the chapter's distinction deliberately: let a fluent explanation generate a possible answer, then check the claims that matter. Find the original source. Verify recent or unfamiliar facts. Ask whether the evidence supports the conclusion rather than merely appearing beside it. It is tempting to call an AI system “System 1” because its output is fast and pattern-based. Do not take that analogy literally. System 1 describes a mode of human cognition. The useful lesson concerns your response to fluent output: confidence of tone is not evidence of accuracy.</w:t>
+        <w:t>AI-generated writing is often grammatical, organized, and confident. Those qualities make text easy to process—and easy processing can feel like evidence that a claim is true. The danger is not that polished prose switches off rational thought. It is that a smooth answer may give you no immediate reason to slow down and inspect its parts. An answer can contain one invented citation, an outdated fact, or a confident causal claim while the surrounding prose remains coherent. Judging the whole response by how intelligent it sounds is therefore a reasoning shortcut.</w:t>
+      </w:r>
+    </w:p>
+    <w:p>
+      <w:pPr>
+        <w:spacing w:before="80" w:after="160"/>
+        <w:shd w:fill="F4F6F9"/>
+        <w:pBdr>
+          <w:left w:val="single" w:sz="14" w:space="8" w:color="2E74B5"/>
+        </w:pBdr>
+        <w:ind w:left="180" w:right="120"/>
+      </w:pPr>
+      <w:r>
+        <w:rPr>
+          <w:rFonts w:ascii="Calibri" w:hAnsi="Calibri"/>
+          <w:b w:val="0"/>
+          <w:i w:val="0"/>
+          <w:sz w:val="22"/>
+        </w:rPr>
+        <w:t>Use the chapter's distinction deliberately: let a fluent explanation generate a possible answer, then check the claims that matter.</w:t>
+      </w:r>
+    </w:p>
+    <w:p>
+      <w:pPr>
+        <w:pStyle w:val="ListBullet"/>
+        <w:spacing w:before="80" w:after="160"/>
+        <w:shd w:fill="F4F6F9"/>
+        <w:pBdr>
+          <w:left w:val="single" w:sz="14" w:space="8" w:color="2E74B5"/>
+        </w:pBdr>
+        <w:ind w:left="180" w:right="120"/>
+        <w:numPr>
+          <w:ilvl w:val="0"/>
+          <w:numId w:val="15"/>
+        </w:numPr>
+      </w:pPr>
+      <w:r>
+        <w:rPr>
+          <w:rFonts w:ascii="Calibri" w:hAnsi="Calibri"/>
+          <w:b w:val="0"/>
+          <w:i w:val="0"/>
+          <w:sz w:val="22"/>
+        </w:rPr>
+        <w:t>Find the original source.</w:t>
+      </w:r>
+    </w:p>
+    <w:p>
+      <w:pPr>
+        <w:pStyle w:val="ListBullet"/>
+        <w:spacing w:before="80" w:after="160"/>
+        <w:shd w:fill="F4F6F9"/>
+        <w:pBdr>
+          <w:left w:val="single" w:sz="14" w:space="8" w:color="2E74B5"/>
+        </w:pBdr>
+        <w:ind w:left="180" w:right="120"/>
+        <w:numPr>
+          <w:ilvl w:val="0"/>
+          <w:numId w:val="15"/>
+        </w:numPr>
+      </w:pPr>
+      <w:r>
+        <w:rPr>
+          <w:rFonts w:ascii="Calibri" w:hAnsi="Calibri"/>
+          <w:b w:val="0"/>
+          <w:i w:val="0"/>
+          <w:sz w:val="22"/>
+        </w:rPr>
+        <w:t>Verify recent or unfamiliar facts.</w:t>
+      </w:r>
+    </w:p>
+    <w:p>
+      <w:pPr>
+        <w:pStyle w:val="ListBullet"/>
+        <w:spacing w:before="80" w:after="160"/>
+        <w:shd w:fill="F4F6F9"/>
+        <w:pBdr>
+          <w:left w:val="single" w:sz="14" w:space="8" w:color="2E74B5"/>
+        </w:pBdr>
+        <w:ind w:left="180" w:right="120"/>
+        <w:numPr>
+          <w:ilvl w:val="0"/>
+          <w:numId w:val="15"/>
+        </w:numPr>
+      </w:pPr>
+      <w:r>
+        <w:rPr>
+          <w:rFonts w:ascii="Calibri" w:hAnsi="Calibri"/>
+          <w:b w:val="0"/>
+          <w:i w:val="0"/>
+          <w:sz w:val="22"/>
+        </w:rPr>
+        <w:t>Ask whether the evidence supports the conclusion rather than merely appearing beside it.</w:t>
+      </w:r>
+    </w:p>
+    <w:p>
+      <w:pPr>
+        <w:spacing w:before="80" w:after="160"/>
+        <w:shd w:fill="F4F6F9"/>
+        <w:pBdr>
+          <w:left w:val="single" w:sz="14" w:space="8" w:color="2E74B5"/>
+        </w:pBdr>
+        <w:ind w:left="180" w:right="120"/>
+      </w:pPr>
+      <w:r>
+        <w:rPr>
+          <w:rFonts w:ascii="Calibri" w:hAnsi="Calibri"/>
+          <w:b w:val="0"/>
+          <w:i w:val="0"/>
+          <w:sz w:val="22"/>
+        </w:rPr>
+        <w:t>It is tempting to call an AI system “System 1” because its output is fast and pattern-based. Do not take that analogy literally. System 1 describes a mode of human cognition. The useful lesson concerns your response to fluent output: confidence of tone is not evidence of accuracy.</w:t>
       </w:r>
     </w:p>
     <w:p>
@@ -8463,6 +8573,138 @@
   </w:abstractNum>
   <w:num w:numId="14">
     <w:abstractNumId w:val="13"/>
+  </w:num>
+  <w:abstractNum w:abstractNumId="14">
+    <w:multiLevelType w:val="multilevel"/>
+    <w:lvl w:ilvl="0">
+      <w:start w:val="1"/>
+      <w:numFmt w:val="bullet"/>
+      <w:lvlText w:val="•"/>
+      <w:suff w:val="tab"/>
+      <w:lvlJc w:val="left"/>
+      <w:pPr>
+        <w:tabs>
+          <w:tab w:val="num" w:pos="540"/>
+        </w:tabs>
+        <w:ind w:left="540" w:hanging="270"/>
+        <w:spacing w:after="80" w:line="300" w:lineRule="auto"/>
+      </w:pPr>
+    </w:lvl>
+    <w:lvl w:ilvl="1">
+      <w:start w:val="1"/>
+      <w:numFmt w:val="bullet"/>
+      <w:lvlText w:val="•"/>
+      <w:suff w:val="tab"/>
+      <w:lvlJc w:val="left"/>
+      <w:pPr>
+        <w:tabs>
+          <w:tab w:val="num" w:pos="900"/>
+        </w:tabs>
+        <w:ind w:left="900" w:hanging="270"/>
+        <w:spacing w:after="80" w:line="300" w:lineRule="auto"/>
+      </w:pPr>
+    </w:lvl>
+    <w:lvl w:ilvl="2">
+      <w:start w:val="1"/>
+      <w:numFmt w:val="bullet"/>
+      <w:lvlText w:val="•"/>
+      <w:suff w:val="tab"/>
+      <w:lvlJc w:val="left"/>
+      <w:pPr>
+        <w:tabs>
+          <w:tab w:val="num" w:pos="1260"/>
+        </w:tabs>
+        <w:ind w:left="1260" w:hanging="270"/>
+        <w:spacing w:after="80" w:line="300" w:lineRule="auto"/>
+      </w:pPr>
+    </w:lvl>
+    <w:lvl w:ilvl="3">
+      <w:start w:val="1"/>
+      <w:numFmt w:val="bullet"/>
+      <w:lvlText w:val="•"/>
+      <w:suff w:val="tab"/>
+      <w:lvlJc w:val="left"/>
+      <w:pPr>
+        <w:tabs>
+          <w:tab w:val="num" w:pos="1620"/>
+        </w:tabs>
+        <w:ind w:left="1620" w:hanging="270"/>
+        <w:spacing w:after="80" w:line="300" w:lineRule="auto"/>
+      </w:pPr>
+    </w:lvl>
+    <w:lvl w:ilvl="4">
+      <w:start w:val="1"/>
+      <w:numFmt w:val="bullet"/>
+      <w:lvlText w:val="•"/>
+      <w:suff w:val="tab"/>
+      <w:lvlJc w:val="left"/>
+      <w:pPr>
+        <w:tabs>
+          <w:tab w:val="num" w:pos="1980"/>
+        </w:tabs>
+        <w:ind w:left="1980" w:hanging="270"/>
+        <w:spacing w:after="80" w:line="300" w:lineRule="auto"/>
+      </w:pPr>
+    </w:lvl>
+    <w:lvl w:ilvl="5">
+      <w:start w:val="1"/>
+      <w:numFmt w:val="bullet"/>
+      <w:lvlText w:val="•"/>
+      <w:suff w:val="tab"/>
+      <w:lvlJc w:val="left"/>
+      <w:pPr>
+        <w:tabs>
+          <w:tab w:val="num" w:pos="2340"/>
+        </w:tabs>
+        <w:ind w:left="2340" w:hanging="270"/>
+        <w:spacing w:after="80" w:line="300" w:lineRule="auto"/>
+      </w:pPr>
+    </w:lvl>
+    <w:lvl w:ilvl="6">
+      <w:start w:val="1"/>
+      <w:numFmt w:val="bullet"/>
+      <w:lvlText w:val="•"/>
+      <w:suff w:val="tab"/>
+      <w:lvlJc w:val="left"/>
+      <w:pPr>
+        <w:tabs>
+          <w:tab w:val="num" w:pos="2700"/>
+        </w:tabs>
+        <w:ind w:left="2700" w:hanging="270"/>
+        <w:spacing w:after="80" w:line="300" w:lineRule="auto"/>
+      </w:pPr>
+    </w:lvl>
+    <w:lvl w:ilvl="7">
+      <w:start w:val="1"/>
+      <w:numFmt w:val="bullet"/>
+      <w:lvlText w:val="•"/>
+      <w:suff w:val="tab"/>
+      <w:lvlJc w:val="left"/>
+      <w:pPr>
+        <w:tabs>
+          <w:tab w:val="num" w:pos="3060"/>
+        </w:tabs>
+        <w:ind w:left="3060" w:hanging="270"/>
+        <w:spacing w:after="80" w:line="300" w:lineRule="auto"/>
+      </w:pPr>
+    </w:lvl>
+    <w:lvl w:ilvl="8">
+      <w:start w:val="1"/>
+      <w:numFmt w:val="bullet"/>
+      <w:lvlText w:val="•"/>
+      <w:suff w:val="tab"/>
+      <w:lvlJc w:val="left"/>
+      <w:pPr>
+        <w:tabs>
+          <w:tab w:val="num" w:pos="3420"/>
+        </w:tabs>
+        <w:ind w:left="3420" w:hanging="270"/>
+        <w:spacing w:after="80" w:line="300" w:lineRule="auto"/>
+      </w:pPr>
+    </w:lvl>
+  </w:abstractNum>
+  <w:num w:numId="15">
+    <w:abstractNumId w:val="14"/>
   </w:num>
 </w:numbering>
 </file>
